--- a/Lab2/Docs/отчет2.docx
+++ b/Lab2/Docs/отчет2.docx
@@ -3799,7 +3799,7 @@
             <wp:positionV relativeFrom="paragraph">
               <wp:posOffset>-159385</wp:posOffset>
             </wp:positionV>
-            <wp:extent cx="2740660" cy="4441190"/>
+            <wp:extent cx="3636010" cy="4112260"/>
             <wp:effectExtent l="0" t="0" r="0" b="0"/>
             <wp:wrapSquare wrapText="largest"/>
             <wp:docPr id="2" name="Изображение2" descr=""/>
@@ -3824,7 +3824,7 @@
                   <pic:spPr bwMode="auto">
                     <a:xfrm>
                       <a:off x="0" y="0"/>
-                      <a:ext cx="2740660" cy="4441190"/>
+                      <a:ext cx="3636010" cy="4112260"/>
                     </a:xfrm>
                     <a:prstGeom prst="rect">
                       <a:avLst/>
@@ -3956,6 +3956,21 @@
           <w:b/>
           <w:bCs/>
         </w:rPr>
+      </w:r>
+    </w:p>
+    <w:p>
+      <w:pPr>
+        <w:pStyle w:val="Normal"/>
+        <w:rPr>
+          <w:b/>
+          <w:bCs/>
+        </w:rPr>
+      </w:pPr>
+      <w:r>
+        <w:rPr/>
+      </w:r>
+      <w:r>
+        <w:br w:type="page"/>
       </w:r>
     </w:p>
     <w:p>
@@ -6395,19 +6410,25 @@
         </w:rPr>
       </w:pPr>
       <w:r>
-        <w:rPr/>
-      </w:r>
-    </w:p>
-    <w:p>
-      <w:pPr>
-        <w:pStyle w:val="Normal"/>
         <w:rPr>
           <w:b/>
           <w:bCs/>
         </w:rPr>
-      </w:pPr>
-      <w:r>
-        <w:rPr/>
+      </w:r>
+    </w:p>
+    <w:p>
+      <w:pPr>
+        <w:pStyle w:val="Normal"/>
+        <w:rPr>
+          <w:b/>
+          <w:bCs/>
+        </w:rPr>
+      </w:pPr>
+      <w:r>
+        <w:rPr>
+          <w:b/>
+          <w:bCs/>
+        </w:rPr>
         <w:drawing>
           <wp:anchor behindDoc="0" distT="0" distB="0" distL="0" distR="0" simplePos="0" locked="0" layoutInCell="0" allowOverlap="1" relativeHeight="7">
             <wp:simplePos x="0" y="0"/>
@@ -6465,19 +6486,25 @@
         </w:rPr>
       </w:pPr>
       <w:r>
-        <w:rPr/>
-      </w:r>
-    </w:p>
-    <w:p>
-      <w:pPr>
-        <w:pStyle w:val="Normal"/>
         <w:rPr>
           <w:b/>
           <w:bCs/>
         </w:rPr>
-      </w:pPr>
-      <w:r>
-        <w:rPr/>
+      </w:r>
+    </w:p>
+    <w:p>
+      <w:pPr>
+        <w:pStyle w:val="Normal"/>
+        <w:rPr>
+          <w:b/>
+          <w:bCs/>
+        </w:rPr>
+      </w:pPr>
+      <w:r>
+        <w:rPr>
+          <w:b/>
+          <w:bCs/>
+        </w:rPr>
       </w:r>
     </w:p>
     <w:p>
